--- a/Program list.docx
+++ b/Program list.docx
@@ -169,7 +169,6 @@
           <w:lang w:val="en-US"/>
         </w:rPr>
       </w:pPr>
-      <w:bookmarkStart w:id="0" w:name="_GoBack"/>
       <w:r>
         <w:rPr>
           <w:lang w:val="en-US"/>
@@ -219,7 +218,6 @@
         <w:t>Remove duplicates from string</w:t>
       </w:r>
     </w:p>
-    <w:bookmarkEnd w:id="0"/>
     <w:p>
       <w:pPr>
         <w:spacing w:line="240" w:lineRule="auto"/>
@@ -2808,6 +2806,212 @@
           <w:lang w:val="en-US"/>
         </w:rPr>
       </w:pPr>
+      <w:proofErr w:type="gramStart"/>
+      <w:r>
+        <w:rPr>
+          <w:lang w:val="en-US"/>
+        </w:rPr>
+        <w:t>let</w:t>
+      </w:r>
+      <w:proofErr w:type="gramEnd"/>
+      <w:r>
+        <w:rPr>
+          <w:lang w:val="en-US"/>
+        </w:rPr>
+        <w:t xml:space="preserve"> rows = 5;</w:t>
+      </w:r>
+    </w:p>
+    <w:p>
+      <w:pPr>
+        <w:spacing w:line="240" w:lineRule="auto"/>
+        <w:rPr>
+          <w:lang w:val="en-US"/>
+        </w:rPr>
+      </w:pPr>
+      <w:proofErr w:type="gramStart"/>
+      <w:r>
+        <w:rPr>
+          <w:lang w:val="en-US"/>
+        </w:rPr>
+        <w:t>for</w:t>
+      </w:r>
+      <w:proofErr w:type="gramEnd"/>
+      <w:r>
+        <w:rPr>
+          <w:lang w:val="en-US"/>
+        </w:rPr>
+        <w:t xml:space="preserve"> (let </w:t>
+      </w:r>
+      <w:proofErr w:type="spellStart"/>
+      <w:r>
+        <w:rPr>
+          <w:lang w:val="en-US"/>
+        </w:rPr>
+        <w:t>i</w:t>
+      </w:r>
+      <w:proofErr w:type="spellEnd"/>
+      <w:r>
+        <w:rPr>
+          <w:lang w:val="en-US"/>
+        </w:rPr>
+        <w:t xml:space="preserve"> = 1; </w:t>
+      </w:r>
+      <w:proofErr w:type="spellStart"/>
+      <w:r>
+        <w:rPr>
+          <w:lang w:val="en-US"/>
+        </w:rPr>
+        <w:t>i</w:t>
+      </w:r>
+      <w:proofErr w:type="spellEnd"/>
+      <w:r>
+        <w:rPr>
+          <w:lang w:val="en-US"/>
+        </w:rPr>
+        <w:t xml:space="preserve"> &lt;= rows; </w:t>
+      </w:r>
+      <w:proofErr w:type="spellStart"/>
+      <w:r>
+        <w:rPr>
+          <w:lang w:val="en-US"/>
+        </w:rPr>
+        <w:t>i</w:t>
+      </w:r>
+      <w:proofErr w:type="spellEnd"/>
+      <w:r>
+        <w:rPr>
+          <w:lang w:val="en-US"/>
+        </w:rPr>
+        <w:t>++) {</w:t>
+      </w:r>
+    </w:p>
+    <w:p>
+      <w:pPr>
+        <w:spacing w:line="240" w:lineRule="auto"/>
+        <w:rPr>
+          <w:lang w:val="en-US"/>
+        </w:rPr>
+      </w:pPr>
+      <w:r>
+        <w:rPr>
+          <w:lang w:val="en-US"/>
+        </w:rPr>
+        <w:t xml:space="preserve">    </w:t>
+      </w:r>
+      <w:proofErr w:type="gramStart"/>
+      <w:r>
+        <w:rPr>
+          <w:lang w:val="en-US"/>
+        </w:rPr>
+        <w:t>let</w:t>
+      </w:r>
+      <w:proofErr w:type="gramEnd"/>
+      <w:r>
+        <w:rPr>
+          <w:lang w:val="en-US"/>
+        </w:rPr>
+        <w:t xml:space="preserve"> spaces = " ".repeat(rows - </w:t>
+      </w:r>
+      <w:proofErr w:type="spellStart"/>
+      <w:r>
+        <w:rPr>
+          <w:lang w:val="en-US"/>
+        </w:rPr>
+        <w:t>i</w:t>
+      </w:r>
+      <w:proofErr w:type="spellEnd"/>
+      <w:r>
+        <w:rPr>
+          <w:lang w:val="en-US"/>
+        </w:rPr>
+        <w:t>);</w:t>
+      </w:r>
+    </w:p>
+    <w:p>
+      <w:pPr>
+        <w:spacing w:line="240" w:lineRule="auto"/>
+        <w:rPr>
+          <w:lang w:val="en-US"/>
+        </w:rPr>
+      </w:pPr>
+      <w:r>
+        <w:rPr>
+          <w:lang w:val="en-US"/>
+        </w:rPr>
+        <w:t xml:space="preserve">    </w:t>
+      </w:r>
+      <w:proofErr w:type="gramStart"/>
+      <w:r>
+        <w:rPr>
+          <w:lang w:val="en-US"/>
+        </w:rPr>
+        <w:t>let</w:t>
+      </w:r>
+      <w:proofErr w:type="gramEnd"/>
+      <w:r>
+        <w:rPr>
+          <w:lang w:val="en-US"/>
+        </w:rPr>
+        <w:t xml:space="preserve"> stars = "*".repeat(2 * </w:t>
+      </w:r>
+      <w:proofErr w:type="spellStart"/>
+      <w:r>
+        <w:rPr>
+          <w:lang w:val="en-US"/>
+        </w:rPr>
+        <w:t>i</w:t>
+      </w:r>
+      <w:proofErr w:type="spellEnd"/>
+      <w:r>
+        <w:rPr>
+          <w:lang w:val="en-US"/>
+        </w:rPr>
+        <w:t xml:space="preserve"> - 1);</w:t>
+      </w:r>
+    </w:p>
+    <w:p>
+      <w:pPr>
+        <w:spacing w:line="240" w:lineRule="auto"/>
+        <w:rPr>
+          <w:lang w:val="en-US"/>
+        </w:rPr>
+      </w:pPr>
+      <w:r>
+        <w:rPr>
+          <w:lang w:val="en-US"/>
+        </w:rPr>
+        <w:t xml:space="preserve">    </w:t>
+      </w:r>
+      <w:proofErr w:type="gramStart"/>
+      <w:r>
+        <w:rPr>
+          <w:lang w:val="en-US"/>
+        </w:rPr>
+        <w:t>console.log(</w:t>
+      </w:r>
+      <w:proofErr w:type="gramEnd"/>
+      <w:r>
+        <w:rPr>
+          <w:lang w:val="en-US"/>
+        </w:rPr>
+        <w:t>spaces + stars);</w:t>
+      </w:r>
+    </w:p>
+    <w:p>
+      <w:pPr>
+        <w:spacing w:line="240" w:lineRule="auto"/>
+        <w:rPr>
+          <w:lang w:val="en-US"/>
+        </w:rPr>
+      </w:pPr>
+      <w:r>
+        <w:rPr>
+          <w:lang w:val="en-US"/>
+        </w:rPr>
+        <w:t>}</w:t>
+      </w:r>
+      <w:bookmarkStart w:id="0" w:name="_GoBack"/>
+      <w:bookmarkEnd w:id="0"/>
     </w:p>
     <w:p>
       <w:pPr>
